--- a/word_reports/LP_0094_위치_719_Boston_Third Stage.docx
+++ b/word_reports/LP_0094_위치_719_Boston_Third Stage.docx
@@ -4,7 +4,7 @@
   <w:body>
     <w:p>
       <w:pPr>
-        <w:spacing w:after="280"/>
+        <w:spacing w:after="80"/>
       </w:pPr>
       <w:r>
         <w:rPr w:rFonts="맑은 고딕">
@@ -13,94 +13,47 @@
           <w:color w:val="1E3A8A"/>
           <w:sz w:val="30"/>
         </w:rPr>
-        <w:t>[719] Boston - Third Stage</w:t>
+        <w:t>Boston (보스턴) - Third Stage</w:t>
       </w:r>
     </w:p>
     <w:p>
       <w:pPr>
-        <w:spacing w:after="320"/>
+        <w:spacing w:after="240"/>
       </w:pPr>
       <w:r>
         <w:rPr w:rFonts="맑은 고딕">
           <w:rFonts w:ascii="맑은 고딕" w:hAnsi="맑은 고딕" w:eastAsia="맑은 고딕"/>
           <w:b/>
-          <w:sz w:val="20"/>
+          <w:color w:val="4B5563"/>
+          <w:sz w:val="22"/>
         </w:rPr>
-        <w:t>■ 위치 : 719</w:t>
-        <w:br/>
-      </w:r>
-      <w:r>
-        <w:rPr w:rFonts="맑은 고딕">
-          <w:rFonts w:ascii="맑은 고딕" w:hAnsi="맑은 고딕" w:eastAsia="맑은 고딕"/>
-          <w:b/>
-          <w:sz w:val="20"/>
-        </w:rPr>
-        <w:t>■ 아티스트 : Boston</w:t>
-        <w:br/>
-      </w:r>
-      <w:r>
-        <w:rPr w:rFonts="맑은 고딕">
-          <w:rFonts w:ascii="맑은 고딕" w:hAnsi="맑은 고딕" w:eastAsia="맑은 고딕"/>
-          <w:b/>
-          <w:sz w:val="20"/>
-        </w:rPr>
-        <w:t>■ 앨범명 : Third Stage</w:t>
-        <w:br/>
-      </w:r>
-      <w:r>
-        <w:rPr w:rFonts="맑은 고딕">
-          <w:rFonts w:ascii="맑은 고딕" w:hAnsi="맑은 고딕" w:eastAsia="맑은 고딕"/>
-          <w:b w:val="0"/>
-          <w:sz w:val="20"/>
-        </w:rPr>
-        <w:t>■ 음반 레이블 : MCA Records</w:t>
-        <w:br/>
-      </w:r>
-      <w:r>
-        <w:rPr w:rFonts="맑은 고딕">
-          <w:rFonts w:ascii="맑은 고딕" w:hAnsi="맑은 고딕" w:eastAsia="맑은 고딕"/>
-          <w:b w:val="0"/>
-          <w:sz w:val="20"/>
-        </w:rPr>
-        <w:t>■ 발매년도 : 1986</w:t>
-        <w:br/>
-      </w:r>
-      <w:r>
-        <w:rPr w:rFonts="맑은 고딕">
-          <w:rFonts w:ascii="맑은 고딕" w:hAnsi="맑은 고딕" w:eastAsia="맑은 고딕"/>
-          <w:b w:val="0"/>
-          <w:sz w:val="20"/>
-        </w:rPr>
-        <w:t>■ 장르 : 아레나 록 (Arena Rock), 하드 록 (Hard Rock), 멜로딕 록 (Melodic Rock)</w:t>
-        <w:br/>
-      </w:r>
-      <w:r>
-        <w:rPr w:rFonts="맑은 고딕">
-          <w:rFonts w:ascii="맑은 고딕" w:hAnsi="맑은 고딕" w:eastAsia="맑은 고딕"/>
-          <w:b w:val="0"/>
-          <w:sz w:val="20"/>
-        </w:rPr>
-        <w:t>■ 주요 수록곡 : Amanda, We're Ready, Cool the Engines, Can'tcha Say (You Believe in Me) / Still in Love, Hollyann</w:t>
-        <w:br/>
+        <w:t>위치 :  719</w:t>
       </w:r>
     </w:p>
     <w:p>
       <w:pPr>
-        <w:spacing w:after="160"/>
+        <w:spacing w:line="324" w:lineRule="auto" w:before="80" w:after="160"/>
       </w:pPr>
       <w:r>
         <w:rPr w:rFonts="맑은 고딕">
           <w:rFonts w:ascii="맑은 고딕" w:hAnsi="맑은 고딕" w:eastAsia="맑은 고딕"/>
           <w:b/>
           <w:color w:val="1F2937"/>
-          <w:sz w:val="24"/>
+          <w:sz w:val="22"/>
         </w:rPr>
-        <w:t>■ 음반 해설 및 감상 가이드</w:t>
+        <w:t xml:space="preserve">[음반 소개] </w:t>
+      </w:r>
+      <w:r>
+        <w:rPr w:rFonts="맑은 고딕">
+          <w:rFonts w:ascii="맑은 고딕" w:hAnsi="맑은 고딕" w:eastAsia="맑은 고딕"/>
+          <w:b w:val="0"/>
+          <w:sz w:val="21"/>
+        </w:rPr>
       </w:r>
     </w:p>
     <w:p>
       <w:pPr>
-        <w:spacing w:line="312" w:lineRule="auto" w:after="120"/>
+        <w:spacing w:line="324" w:lineRule="auto" w:after="120"/>
       </w:pPr>
       <w:r>
         <w:rPr w:rFonts="맑은 고딕">
@@ -108,51 +61,516 @@
           <w:b w:val="0"/>
           <w:sz w:val="21"/>
         </w:rPr>
-        <w:t>1980년대 록 음악사에서 그룹 보스턴(Boston)의 세 번째 정규 앨범 《Third Stage》는 완벽주의와 집념이 빚어낸 찬란한 결실입니다. 전작 《Don't Look Back》(1978) 이후 소속 레코드사와의 지루한 법적 분쟁과 8년이라는 기나긴 공백기를 깨고 1986년에 세상을 빛을 본 이 음반은, 인간의 생애 중 '세 번째 단계(청년기를 지나 중년과 성숙으로 넘어가는 시기)'를 관조하는 철학적 컨셉을 담고 있습니다. 리더 톰 쇼츠(Tom Scholz)의 지하 홈 스튜디오에서 장인 정신으로 오랜 시간 세공된 이 앨범은 시대의 유행에 타협하지 않는 거장의 고집스러운 예술관을 명확히 증명합니다.</w:t>
+        <w:t>8년이라는 기나긴 침묵과 고뇌의 시간을 뚫고 장인정신의 극치를 담아낸 보스턴의 1986년작 『Third Stage』는 아날로그 사운드의 순수한 미학이 빚어낸 찬란한 기념비입니다. 톰 숄츠의 결벽에 가까운 완벽주의와 브래드 델프의 맑고 서정적인 영혼의 보컬이 조우하여, 록 음악이 도달할 수 있는 가장 우아하고 웅장한 사운드스케이프를 펼쳐냅니다. 신시사이저와 컴퓨터가 범람하던 시대의 조류 속에서도 오직 인간의 온기가 깃든 악기 편주로 완성한 이 걸작은, 반세기가 흐른 오늘날에도 변치 않는 낭만과 벅찬 전율을 선사합니다.</w:t>
       </w:r>
     </w:p>
     <w:p>
       <w:pPr>
-        <w:spacing w:line="312" w:lineRule="auto" w:after="120"/>
+        <w:spacing w:line="324" w:lineRule="auto" w:before="200" w:after="80"/>
       </w:pPr>
+      <w:r>
+        <w:rPr w:rFonts="맑은 고딕">
+          <w:rFonts w:ascii="맑은 고딕" w:hAnsi="맑은 고딕" w:eastAsia="맑은 고딕"/>
+          <w:b/>
+          <w:color w:val="1E3A8A"/>
+          <w:sz w:val="24"/>
+        </w:rPr>
+        <w:t>1. 음반 데이터</w:t>
+      </w:r>
+    </w:p>
+    <w:p>
+      <w:pPr>
+        <w:spacing w:line="324" w:lineRule="auto" w:after="80"/>
+      </w:pPr>
+      <w:r>
+        <w:rPr w:rFonts="맑은 고딕">
+          <w:rFonts w:ascii="맑은 고딕" w:hAnsi="맑은 고딕" w:eastAsia="맑은 고딕"/>
+          <w:b w:val="0"/>
+          <w:color w:val="6B7280"/>
+          <w:sz w:val="21"/>
+        </w:rPr>
+        <w:t xml:space="preserve">· </w:t>
+      </w:r>
+      <w:r>
+        <w:rPr w:rFonts="맑은 고딕">
+          <w:rFonts w:ascii="맑은 고딕" w:hAnsi="맑은 고딕" w:eastAsia="맑은 고딕"/>
+          <w:b/>
+          <w:color w:val="1F2937"/>
+          <w:sz w:val="21"/>
+        </w:rPr>
+        <w:t xml:space="preserve">앨범명: </w:t>
+      </w:r>
       <w:r>
         <w:rPr w:rFonts="맑은 고딕">
           <w:rFonts w:ascii="맑은 고딕" w:hAnsi="맑은 고딕" w:eastAsia="맑은 고딕"/>
           <w:b w:val="0"/>
           <w:sz w:val="21"/>
         </w:rPr>
-        <w:t>음악적으로 《Third Stage》는 아날로그 장인 정신의 정점을 구현합니다. 당시 음악계를 지배하던 디지털 신디사이저나 시퀀서에 의존하지 않고, 톰 쇼츠가 직접 발명한 '록맨(Rockman)' 앰프와 아날로그 기기만을 사용하여 특유의 촘촘하고 입체적인 오버더빙 기타 사운드를 완성했습니다. 여기에 고(故) 브래드 델프(Brad Delp)의 미성적이면서도 폭발적인 보컬이 더해져, 천상에서 내리꽂히는 듯한 압도적인 멜로디와 화성을 선보입니다. 정교하게 세공된 라인과 해몬드 B3 오르간의 웅장함은 오직 보스턴만이 구축할 수 있는 클래시컬 록의 성지를 이룹니다.</w:t>
+        <w:t>Third Stage</w:t>
       </w:r>
     </w:p>
     <w:p>
       <w:pPr>
-        <w:spacing w:line="312" w:lineRule="auto" w:after="120"/>
+        <w:spacing w:line="324" w:lineRule="auto" w:after="80"/>
       </w:pPr>
+      <w:r>
+        <w:rPr w:rFonts="맑은 고딕">
+          <w:rFonts w:ascii="맑은 고딕" w:hAnsi="맑은 고딕" w:eastAsia="맑은 고딕"/>
+          <w:b w:val="0"/>
+          <w:color w:val="6B7280"/>
+          <w:sz w:val="21"/>
+        </w:rPr>
+        <w:t xml:space="preserve">· </w:t>
+      </w:r>
+      <w:r>
+        <w:rPr w:rFonts="맑은 고딕">
+          <w:rFonts w:ascii="맑은 고딕" w:hAnsi="맑은 고딕" w:eastAsia="맑은 고딕"/>
+          <w:b/>
+          <w:color w:val="1F2937"/>
+          <w:sz w:val="21"/>
+        </w:rPr>
+        <w:t xml:space="preserve">아티스트: </w:t>
+      </w:r>
       <w:r>
         <w:rPr w:rFonts="맑은 고딕">
           <w:rFonts w:ascii="맑은 고딕" w:hAnsi="맑은 고딕" w:eastAsia="맑은 고딕"/>
           <w:b w:val="0"/>
           <w:sz w:val="21"/>
         </w:rPr>
-        <w:t>앨범의 포문을 여는 서정적인 명곡 「Amanda」는 보스턴 역사상 최초이자 유일한 빌보드 싱글 차트 1위 곡으로, 서정적인 어쿠스틱 선율과 록의 폭발력이 단단하게 어우러진 록 발라드의 정수입니다. 이어지는 「We're Ready」와 강렬한 기타 리프가 드라이브감을 선사하는 「Cool the Engines」는 보스턴 특유의 청량함과 정통 록의 쾌감을 선사하며, 앨범의 대미를 장식하는 「Hollyann」은 지나간 시절에 대한 아련한 향수와 웅장한 서사시적 마무리를 보여줍니다. 곡과 곡 사이가 쉬지 않고 유기적으로 이어지는 구성은 스튜디오 앨범으로서의 예술적 완성도를 극대화합니다.</w:t>
+        <w:t>Boston (보스턴)</w:t>
       </w:r>
     </w:p>
     <w:p>
       <w:pPr>
-        <w:spacing w:line="312" w:lineRule="auto" w:after="120"/>
+        <w:spacing w:line="324" w:lineRule="auto" w:after="80"/>
       </w:pPr>
+      <w:r>
+        <w:rPr w:rFonts="맑은 고딕">
+          <w:rFonts w:ascii="맑은 고딕" w:hAnsi="맑은 고딕" w:eastAsia="맑은 고딕"/>
+          <w:b w:val="0"/>
+          <w:color w:val="6B7280"/>
+          <w:sz w:val="21"/>
+        </w:rPr>
+        <w:t xml:space="preserve">· </w:t>
+      </w:r>
+      <w:r>
+        <w:rPr w:rFonts="맑은 고딕">
+          <w:rFonts w:ascii="맑은 고딕" w:hAnsi="맑은 고딕" w:eastAsia="맑은 고딕"/>
+          <w:b/>
+          <w:color w:val="1F2937"/>
+          <w:sz w:val="21"/>
+        </w:rPr>
+        <w:t xml:space="preserve">발매 정보: </w:t>
+      </w:r>
       <w:r>
         <w:rPr w:rFonts="맑은 고딕">
           <w:rFonts w:ascii="맑은 고딕" w:hAnsi="맑은 고딕" w:eastAsia="맑은 고딕"/>
           <w:b w:val="0"/>
           <w:sz w:val="21"/>
         </w:rPr>
-        <w:t>《Third Stage》는 팝 메탈과 신스팝이 주를 이루던 80년대 중반, 순수한 아날로그 록의 자존심을 지켜내며 400만 장 이상의 판매고를 올리는 상업적·비평적 대성공을 거두었습니다. 시간의 흐름 속에서도 빛을 잃지 않는 명료한 사운드 레이어와 영혼을 울리는 보컬은, LP의 바늘이 비닐의 홈을 탈 때 비로소 그 진가와 따스한 온기를 발휘합니다. 진정한 음악적 완벽주의가 무엇인지 증명하는 이 음반은 아레나 록 음악사에서 영원히 기억될 위대한 클래식입니다.</w:t>
+        <w:t>전작 『Don't Look Back』(1978) 이후 레코드사와의 오랜 법적 분쟁과 리더 톰 숄츠의 집요한 완벽주의 속에 무려 8년 만인 1986년 9월 MCA 레코드를 통해 세상에 빛을 본 정규 3집 앨범입니다. 컴퓨터나 신시사이저를 일절 배제한 채 아날로그 테이프와 홈 스튜디오의 유기적인 울림만으로 직조해 낸 역사적 명반입니다.</w:t>
+      </w:r>
+    </w:p>
+    <w:p>
+      <w:pPr>
+        <w:spacing w:line="324" w:lineRule="auto" w:after="80"/>
+      </w:pPr>
+      <w:r>
+        <w:rPr w:rFonts="맑은 고딕">
+          <w:rFonts w:ascii="맑은 고딕" w:hAnsi="맑은 고딕" w:eastAsia="맑은 고딕"/>
+          <w:b w:val="0"/>
+          <w:color w:val="6B7280"/>
+          <w:sz w:val="21"/>
+        </w:rPr>
+        <w:t xml:space="preserve">· </w:t>
+      </w:r>
+      <w:r>
+        <w:rPr w:rFonts="맑은 고딕">
+          <w:rFonts w:ascii="맑은 고딕" w:hAnsi="맑은 고딕" w:eastAsia="맑은 고딕"/>
+          <w:b/>
+          <w:color w:val="1F2937"/>
+          <w:sz w:val="21"/>
+        </w:rPr>
+        <w:t xml:space="preserve">LP 인기도(판매량): </w:t>
+      </w:r>
+      <w:r>
+        <w:rPr w:rFonts="맑은 고딕">
+          <w:rFonts w:ascii="맑은 고딕" w:hAnsi="맑은 고딕" w:eastAsia="맑은 고딕"/>
+          <w:b w:val="0"/>
+          <w:sz w:val="21"/>
+        </w:rPr>
+        <w:t>발매와 동시에 빌보드 앨범 차트(Billboard 200) 정상에 올라 4주 연속 1위를 기록하였으며, 미국 내에서만 400만 장 이상의 판매고를 올리며 RIAA 4× 플래티넘을 인증받아 8년의 공백을 단숨에 무색하게 만든 경이적인 상업적 성공을 거두었습니다.</w:t>
+      </w:r>
+    </w:p>
+    <w:p>
+      <w:pPr>
+        <w:spacing w:line="324" w:lineRule="auto" w:after="80"/>
+      </w:pPr>
+      <w:r>
+        <w:rPr w:rFonts="맑은 고딕">
+          <w:rFonts w:ascii="맑은 고딕" w:hAnsi="맑은 고딕" w:eastAsia="맑은 고딕"/>
+          <w:b w:val="0"/>
+          <w:color w:val="6B7280"/>
+          <w:sz w:val="21"/>
+        </w:rPr>
+        <w:t xml:space="preserve">· </w:t>
+      </w:r>
+      <w:r>
+        <w:rPr w:rFonts="맑은 고딕">
+          <w:rFonts w:ascii="맑은 고딕" w:hAnsi="맑은 고딕" w:eastAsia="맑은 고딕"/>
+          <w:b/>
+          <w:color w:val="1F2937"/>
+          <w:sz w:val="21"/>
+        </w:rPr>
+        <w:t xml:space="preserve">각종 수상경력: </w:t>
+      </w:r>
+      <w:r>
+        <w:rPr w:rFonts="맑은 고딕">
+          <w:rFonts w:ascii="맑은 고딕" w:hAnsi="맑은 고딕" w:eastAsia="맑은 고딕"/>
+          <w:b w:val="0"/>
+          <w:sz w:val="21"/>
+        </w:rPr>
+        <w:t>메인 싱글 "Amanda"가 빌보드 핫 100 1위를 기록하며 밴드 역사상 최초의 빌보드 싱글 차트 정상을 차지하였고, 평단으로부터 기술적 완성도와 서정성을 동시에 성취한 80년대 아메리칸 멜로디 록의 금자탑으로 공인받았습니다.</w:t>
+      </w:r>
+    </w:p>
+    <w:p>
+      <w:pPr>
+        <w:spacing w:line="324" w:lineRule="auto" w:before="200" w:after="80"/>
+      </w:pPr>
+      <w:r>
+        <w:rPr w:rFonts="맑은 고딕">
+          <w:rFonts w:ascii="맑은 고딕" w:hAnsi="맑은 고딕" w:eastAsia="맑은 고딕"/>
+          <w:b/>
+          <w:color w:val="1E3A8A"/>
+          <w:sz w:val="24"/>
+        </w:rPr>
+        <w:t>2. 아티스트 정보</w:t>
+      </w:r>
+    </w:p>
+    <w:p>
+      <w:pPr>
+        <w:spacing w:line="324" w:lineRule="auto" w:after="80"/>
+      </w:pPr>
+      <w:r>
+        <w:rPr w:rFonts="맑은 고딕">
+          <w:rFonts w:ascii="맑은 고딕" w:hAnsi="맑은 고딕" w:eastAsia="맑은 고딕"/>
+          <w:b w:val="0"/>
+          <w:color w:val="6B7280"/>
+          <w:sz w:val="21"/>
+        </w:rPr>
+        <w:t xml:space="preserve">· </w:t>
+      </w:r>
+      <w:r>
+        <w:rPr w:rFonts="맑은 고딕">
+          <w:rFonts w:ascii="맑은 고딕" w:hAnsi="맑은 고딕" w:eastAsia="맑은 고딕"/>
+          <w:b/>
+          <w:color w:val="1F2937"/>
+          <w:sz w:val="21"/>
+        </w:rPr>
+        <w:t xml:space="preserve">국적: </w:t>
+      </w:r>
+      <w:r>
+        <w:rPr w:rFonts="맑은 고딕">
+          <w:rFonts w:ascii="맑은 고딕" w:hAnsi="맑은 고딕" w:eastAsia="맑은 고딕"/>
+          <w:b w:val="0"/>
+          <w:sz w:val="21"/>
+        </w:rPr>
+        <w:t>미국 (United States)</w:t>
+      </w:r>
+    </w:p>
+    <w:p>
+      <w:pPr>
+        <w:spacing w:line="324" w:lineRule="auto" w:after="80"/>
+      </w:pPr>
+      <w:r>
+        <w:rPr w:rFonts="맑은 고딕">
+          <w:rFonts w:ascii="맑은 고딕" w:hAnsi="맑은 고딕" w:eastAsia="맑은 고딕"/>
+          <w:b w:val="0"/>
+          <w:color w:val="6B7280"/>
+          <w:sz w:val="21"/>
+        </w:rPr>
+        <w:t xml:space="preserve">· </w:t>
+      </w:r>
+      <w:r>
+        <w:rPr w:rFonts="맑은 고딕">
+          <w:rFonts w:ascii="맑은 고딕" w:hAnsi="맑은 고딕" w:eastAsia="맑은 고딕"/>
+          <w:b/>
+          <w:color w:val="1F2937"/>
+          <w:sz w:val="21"/>
+        </w:rPr>
+        <w:t xml:space="preserve">생몰년도: </w:t>
+      </w:r>
+      <w:r>
+        <w:rPr w:rFonts="맑은 고딕">
+          <w:rFonts w:ascii="맑은 고딕" w:hAnsi="맑은 고딕" w:eastAsia="맑은 고딕"/>
+          <w:b w:val="0"/>
+          <w:sz w:val="21"/>
+        </w:rPr>
+        <w:t>1975년 결성</w:t>
+      </w:r>
+    </w:p>
+    <w:p>
+      <w:pPr>
+        <w:spacing w:line="324" w:lineRule="auto" w:after="80"/>
+      </w:pPr>
+      <w:r>
+        <w:rPr w:rFonts="맑은 고딕">
+          <w:rFonts w:ascii="맑은 고딕" w:hAnsi="맑은 고딕" w:eastAsia="맑은 고딕"/>
+          <w:b w:val="0"/>
+          <w:color w:val="6B7280"/>
+          <w:sz w:val="21"/>
+        </w:rPr>
+        <w:t xml:space="preserve">· </w:t>
+      </w:r>
+      <w:r>
+        <w:rPr w:rFonts="맑은 고딕">
+          <w:rFonts w:ascii="맑은 고딕" w:hAnsi="맑은 고딕" w:eastAsia="맑은 고딕"/>
+          <w:b/>
+          <w:color w:val="1F2937"/>
+          <w:sz w:val="21"/>
+        </w:rPr>
+        <w:t xml:space="preserve">그룹 소속: </w:t>
+      </w:r>
+      <w:r>
+        <w:rPr w:rFonts="맑은 고딕">
+          <w:rFonts w:ascii="맑은 고딕" w:hAnsi="맑은 고딕" w:eastAsia="맑은 고딕"/>
+          <w:b w:val="0"/>
+          <w:sz w:val="21"/>
+        </w:rPr>
+        <w:t>그룹</w:t>
+      </w:r>
+    </w:p>
+    <w:p>
+      <w:pPr>
+        <w:spacing w:line="324" w:lineRule="auto" w:after="80"/>
+      </w:pPr>
+      <w:r>
+        <w:rPr w:rFonts="맑은 고딕">
+          <w:rFonts w:ascii="맑은 고딕" w:hAnsi="맑은 고딕" w:eastAsia="맑은 고딕"/>
+          <w:b w:val="0"/>
+          <w:color w:val="6B7280"/>
+          <w:sz w:val="21"/>
+        </w:rPr>
+        <w:t xml:space="preserve">· </w:t>
+      </w:r>
+      <w:r>
+        <w:rPr w:rFonts="맑은 고딕">
+          <w:rFonts w:ascii="맑은 고딕" w:hAnsi="맑은 고딕" w:eastAsia="맑은 고딕"/>
+          <w:b/>
+          <w:color w:val="1F2937"/>
+          <w:sz w:val="21"/>
+        </w:rPr>
+        <w:t xml:space="preserve">아티스트 소개: </w:t>
+      </w:r>
+      <w:r>
+        <w:rPr w:rFonts="맑은 고딕">
+          <w:rFonts w:ascii="맑은 고딕" w:hAnsi="맑은 고딕" w:eastAsia="맑은 고딕"/>
+          <w:b w:val="0"/>
+          <w:sz w:val="21"/>
+        </w:rPr>
+        <w:t>MIT 출신의 천재 음향 엔지니어이자 멀티 악기 연주자인 톰 숄츠(Tom Scholz)와 독보적인 음색의 보컬리스트 브래드 델프(Brad Delp)를 중심으로 결성된 보스턴은 하드록과 클래시컬한 팝 멜로디의 완벽한 융합을 이룩한 전설적인 밴드입니다. 정교하게 직조된 다층 하모니 기타 톤과 웅장한 코러스 라인이라는 독창적인 사운드 텍스처를 창조하며, 팝 음악사에 아레나 록의 새로운 지평을 열었습니다.</w:t>
+      </w:r>
+    </w:p>
+    <w:p>
+      <w:pPr>
+        <w:spacing w:line="324" w:lineRule="auto" w:before="200" w:after="80"/>
+      </w:pPr>
+      <w:r>
+        <w:rPr w:rFonts="맑은 고딕">
+          <w:rFonts w:ascii="맑은 고딕" w:hAnsi="맑은 고딕" w:eastAsia="맑은 고딕"/>
+          <w:b/>
+          <w:color w:val="1E3A8A"/>
+          <w:sz w:val="24"/>
+        </w:rPr>
+        <w:t>3. 음반 상세 분석</w:t>
+      </w:r>
+    </w:p>
+    <w:p>
+      <w:pPr>
+        <w:spacing w:line="324" w:lineRule="auto" w:after="80"/>
+      </w:pPr>
+      <w:r>
+        <w:rPr w:rFonts="맑은 고딕">
+          <w:rFonts w:ascii="맑은 고딕" w:hAnsi="맑은 고딕" w:eastAsia="맑은 고딕"/>
+          <w:b w:val="0"/>
+          <w:color w:val="6B7280"/>
+          <w:sz w:val="21"/>
+        </w:rPr>
+        <w:t xml:space="preserve">· </w:t>
+      </w:r>
+      <w:r>
+        <w:rPr w:rFonts="맑은 고딕">
+          <w:rFonts w:ascii="맑은 고딕" w:hAnsi="맑은 고딕" w:eastAsia="맑은 고딕"/>
+          <w:b/>
+          <w:color w:val="1F2937"/>
+          <w:sz w:val="21"/>
+        </w:rPr>
+        <w:t xml:space="preserve">역사적 위치: </w:t>
+      </w:r>
+      <w:r>
+        <w:rPr w:rFonts="맑은 고딕">
+          <w:rFonts w:ascii="맑은 고딕" w:hAnsi="맑은 고딕" w:eastAsia="맑은 고딕"/>
+          <w:b w:val="0"/>
+          <w:sz w:val="21"/>
+        </w:rPr>
+        <w:t>디지털 기술과 기계적 신스 사운드가 팝 음악계를 잠식해가던 1980년대 중반, 오직 순수 아날로그 레코딩 철학만을 고집하여 완성도 높은 록 미학을 증명해 낸 앨범입니다. 한 인간의 생애와 내면적 성장을 유기적인 흐름으로 엮어낸 콘셉트 앨범으로서, 상업적 성공과 예술적 고결함을 동시에 획득한 음악사적 걸작으로 평가받습니다.</w:t>
+      </w:r>
+    </w:p>
+    <w:p>
+      <w:pPr>
+        <w:spacing w:line="324" w:lineRule="auto" w:after="80"/>
+      </w:pPr>
+      <w:r>
+        <w:rPr w:rFonts="맑은 고딕">
+          <w:rFonts w:ascii="맑은 고딕" w:hAnsi="맑은 고딕" w:eastAsia="맑은 고딕"/>
+          <w:b w:val="0"/>
+          <w:color w:val="6B7280"/>
+          <w:sz w:val="21"/>
+        </w:rPr>
+        <w:t xml:space="preserve">· </w:t>
+      </w:r>
+      <w:r>
+        <w:rPr w:rFonts="맑은 고딕">
+          <w:rFonts w:ascii="맑은 고딕" w:hAnsi="맑은 고딕" w:eastAsia="맑은 고딕"/>
+          <w:b/>
+          <w:color w:val="1F2937"/>
+          <w:sz w:val="21"/>
+        </w:rPr>
+        <w:t xml:space="preserve">시대의 흔적(스토리텔링): </w:t>
+      </w:r>
+      <w:r>
+        <w:rPr w:rFonts="맑은 고딕">
+          <w:rFonts w:ascii="맑은 고딕" w:hAnsi="맑은 고딕" w:eastAsia="맑은 고딕"/>
+          <w:b w:val="0"/>
+          <w:sz w:val="21"/>
+        </w:rPr>
+        <w:t>급변하는 물질문명과 차가운 디지털 전환기의 문턱에 서 있던 1980년대 청춘들에게, 이 음반은 아늑한 도피처이자 따스한 영혼의 안식처였습니다. 라디오와 턴테이블 그루브를 타고 울려 퍼지던 "Amanda"의 애절한 고백은 그 시절 젊은 날의 서툰 첫사랑과 낭만을 대변하며 시대를 초월한 서정적 노스탤지어를 아로새겼습니다.</w:t>
+      </w:r>
+    </w:p>
+    <w:p>
+      <w:pPr>
+        <w:spacing w:line="324" w:lineRule="auto" w:before="200" w:after="80"/>
+      </w:pPr>
+      <w:r>
+        <w:rPr w:rFonts="맑은 고딕">
+          <w:rFonts w:ascii="맑은 고딕" w:hAnsi="맑은 고딕" w:eastAsia="맑은 고딕"/>
+          <w:b/>
+          <w:color w:val="1E3A8A"/>
+          <w:sz w:val="24"/>
+        </w:rPr>
+        <w:t>4. 주요 수록곡 및 감상 제언</w:t>
+      </w:r>
+    </w:p>
+    <w:p>
+      <w:pPr>
+        <w:spacing w:line="324" w:lineRule="auto" w:after="80"/>
+      </w:pPr>
+      <w:r>
+        <w:rPr w:rFonts="맑은 고딕">
+          <w:rFonts w:ascii="맑은 고딕" w:hAnsi="맑은 고딕" w:eastAsia="맑은 고딕"/>
+          <w:b w:val="0"/>
+          <w:color w:val="6B7280"/>
+          <w:sz w:val="21"/>
+        </w:rPr>
+        <w:t xml:space="preserve">· </w:t>
+      </w:r>
+      <w:r>
+        <w:rPr w:rFonts="맑은 고딕">
+          <w:rFonts w:ascii="맑은 고딕" w:hAnsi="맑은 고딕" w:eastAsia="맑은 고딕"/>
+          <w:b/>
+          <w:color w:val="1F2937"/>
+          <w:sz w:val="21"/>
+        </w:rPr>
+        <w:t xml:space="preserve">주요 수록곡 특징: </w:t>
+      </w:r>
+      <w:r>
+        <w:rPr w:rFonts="맑은 고딕">
+          <w:rFonts w:ascii="맑은 고딕" w:hAnsi="맑은 고딕" w:eastAsia="맑은 고딕"/>
+          <w:b w:val="0"/>
+          <w:sz w:val="21"/>
+        </w:rPr>
+        <w:t>밴드 역사상 가장 숭고하고 순수한 록 발라드인 "Amanda"는 브래드 델프의 청아한 고음과 영롱한 어쿠스틱·일렉트릭 기타가 황홀한 감동을 자아냅니다. 이에 더해 폭발적인 에너지로 전진하는 "We're Ready", 원초적인 록 스피릿의 쾌감을 선사하는 "Cool the Engines", 정교한 곡 전개와 웅장한 보컬 하모니가 돋보이는 "Can'tcha Say (You Believe in Me)/Still in Love" 등 수록곡 전반이 완벽한 기승전결을 이룹니다.</w:t>
+      </w:r>
+    </w:p>
+    <w:p>
+      <w:pPr>
+        <w:spacing w:line="324" w:lineRule="auto" w:after="80"/>
+      </w:pPr>
+      <w:r>
+        <w:rPr w:rFonts="맑은 고딕">
+          <w:rFonts w:ascii="맑은 고딕" w:hAnsi="맑은 고딕" w:eastAsia="맑은 고딕"/>
+          <w:b w:val="0"/>
+          <w:color w:val="6B7280"/>
+          <w:sz w:val="21"/>
+        </w:rPr>
+        <w:t xml:space="preserve">· </w:t>
+      </w:r>
+      <w:r>
+        <w:rPr w:rFonts="맑은 고딕">
+          <w:rFonts w:ascii="맑은 고딕" w:hAnsi="맑은 고딕" w:eastAsia="맑은 고딕"/>
+          <w:b/>
+          <w:color w:val="1F2937"/>
+          <w:sz w:val="21"/>
+        </w:rPr>
+        <w:t xml:space="preserve">빈티지 감상 제언: </w:t>
+      </w:r>
+      <w:r>
+        <w:rPr w:rFonts="맑은 고딕">
+          <w:rFonts w:ascii="맑은 고딕" w:hAnsi="맑은 고딕" w:eastAsia="맑은 고딕"/>
+          <w:b w:val="0"/>
+          <w:sz w:val="21"/>
+        </w:rPr>
+        <w:t>톰 숄츠가 직접 설계한 전설적인 록맨(Rockman) 사운드와 하몬드 오르간의 두터운 질감은 LP 그루브와 진공관 앰프를 통과할 때 가장 풍성한 생명력을 얻습니다. 턴테이블 카트리지가 이끌어내는 따스한 배음과 겹겹이 쌓아 올린 멀티 트랙 기타의 깊은 공간감에 온 신경을 집중해 보시기를 권합니다.</w:t>
+      </w:r>
+    </w:p>
+    <w:p>
+      <w:pPr>
+        <w:spacing w:line="324" w:lineRule="auto" w:after="80"/>
+      </w:pPr>
+      <w:r>
+        <w:rPr w:rFonts="맑은 고딕">
+          <w:rFonts w:ascii="맑은 고딕" w:hAnsi="맑은 고딕" w:eastAsia="맑은 고딕"/>
+          <w:b w:val="0"/>
+          <w:color w:val="6B7280"/>
+          <w:sz w:val="21"/>
+        </w:rPr>
+        <w:t xml:space="preserve">· </w:t>
+      </w:r>
+      <w:r>
+        <w:rPr w:rFonts="맑은 고딕">
+          <w:rFonts w:ascii="맑은 고딕" w:hAnsi="맑은 고딕" w:eastAsia="맑은 고딕"/>
+          <w:b/>
+          <w:color w:val="1F2937"/>
+          <w:sz w:val="21"/>
+        </w:rPr>
+        <w:t xml:space="preserve">소장 가치: </w:t>
+      </w:r>
+      <w:r>
+        <w:rPr w:rFonts="맑은 고딕">
+          <w:rFonts w:ascii="맑은 고딕" w:hAnsi="맑은 고딕" w:eastAsia="맑은 고딕"/>
+          <w:b w:val="0"/>
+          <w:sz w:val="21"/>
+        </w:rPr>
+        <w:t>기술의 편리함에 굴복하지 않고 아날로그 장인정신으로 쌓아 올린 록 음악의 유산이자, 긴 기다림 끝에 찾아온 눈부신 음악적 결정체로서 LP 애호가들의 컬렉션에서 영원히 빛날 독보적인 소장 가치를 지닙니다.</w:t>
+      </w:r>
+    </w:p>
+    <w:p>
+      <w:pPr>
+        <w:spacing w:line="324" w:lineRule="auto" w:after="120" w:before="160"/>
+      </w:pPr>
+      <w:r>
+        <w:rPr w:rFonts="맑은 고딕">
+          <w:rFonts w:ascii="맑은 고딕" w:hAnsi="맑은 고딕" w:eastAsia="맑은 고딕"/>
+          <w:b/>
+          <w:color w:val="4338CA"/>
+          <w:sz w:val="21"/>
+        </w:rPr>
+        <w:t>이 음반을 통해 아날로그의 순수한 울림과 찬란했던 청춘의 서정이 전해주는 감동을 다시 한번 경험해 보시는 것은 어떨까요?</w:t>
       </w:r>
     </w:p>
     <w:sectPr>
       <w:pgSz w:w="12240" w:h="15840"/>
-      <w:pgMar w:top="1440" w:right="1440" w:bottom="1440" w:left="1440" w:header="720" w:footer="720" w:gutter="0"/>
+      <w:pgMar w:top="1152" w:right="1296" w:bottom="1152" w:left="1296" w:header="720" w:footer="720" w:gutter="0"/>
       <w:cols w:space="720"/>
       <w:docGrid w:linePitch="360"/>
     </w:sectPr>

--- a/word_reports/LP_0094_위치_719_Boston_Third Stage.docx
+++ b/word_reports/LP_0094_위치_719_Boston_Third Stage.docx
@@ -32,7 +32,7 @@
     </w:p>
     <w:p>
       <w:pPr>
-        <w:spacing w:line="324" w:lineRule="auto" w:before="80" w:after="160"/>
+        <w:spacing w:line="324" w:lineRule="auto" w:before="80" w:after="120"/>
       </w:pPr>
       <w:r>
         <w:rPr w:rFonts="맑은 고딕">
@@ -42,13 +42,6 @@
           <w:sz w:val="22"/>
         </w:rPr>
         <w:t xml:space="preserve">[음반 소개] </w:t>
-      </w:r>
-      <w:r>
-        <w:rPr w:rFonts="맑은 고딕">
-          <w:rFonts w:ascii="맑은 고딕" w:hAnsi="맑은 고딕" w:eastAsia="맑은 고딕"/>
-          <w:b w:val="0"/>
-          <w:sz w:val="21"/>
-        </w:rPr>
       </w:r>
     </w:p>
     <w:p>
@@ -61,7 +54,33 @@
           <w:b w:val="0"/>
           <w:sz w:val="21"/>
         </w:rPr>
-        <w:t>8년이라는 기나긴 침묵과 고뇌의 시간을 뚫고 장인정신의 극치를 담아낸 보스턴의 1986년작 『Third Stage』는 아날로그 사운드의 순수한 미학이 빚어낸 찬란한 기념비입니다. 톰 숄츠의 결벽에 가까운 완벽주의와 브래드 델프의 맑고 서정적인 영혼의 보컬이 조우하여, 록 음악이 도달할 수 있는 가장 우아하고 웅장한 사운드스케이프를 펼쳐냅니다. 신시사이저와 컴퓨터가 범람하던 시대의 조류 속에서도 오직 인간의 온기가 깃든 악기 편주로 완성한 이 걸작은, 반세기가 흐른 오늘날에도 변치 않는 낭만과 벅찬 전율을 선사합니다.</w:t>
+        <w:t>1986년, 8년이라는 기나긴 침묵과 거대 음반사와의 지난한 법정 공방의 터널을 뚫고 마침내 세상의 빛을 본 보스턴의 세 번째 정규작 *Third Stage*는 단순한 록 음반을 넘어, 한 완벽주의 장인이 빚어낸 숭고한 아날로그 예술의 결정체입니다. MIT 공학도 출신의 톰 숄츠(Tom Scholz)가 자신의 지하실 스튜디오에서 수작업으로 깎아 올린 정교한 음향 건축물은, 1980년대 중반을 휩쓸던 차가운 디지털 신디사이저 혁명의 물결 속에서도 오직 손끝의 감각과 진공관의 미학만을 고집하며 시대에 역행하는 거룩한 저항을 감행했습니다.</w:t>
+      </w:r>
+    </w:p>
+    <w:p>
+      <w:pPr>
+        <w:spacing w:line="324" w:lineRule="auto" w:after="120"/>
+      </w:pPr>
+      <w:r>
+        <w:rPr w:rFonts="맑은 고딕">
+          <w:rFonts w:ascii="맑은 고딕" w:hAnsi="맑은 고딕" w:eastAsia="맑은 고딕"/>
+          <w:b w:val="0"/>
+          <w:sz w:val="21"/>
+        </w:rPr>
+        <w:t>제목이 암시하듯, 이 음반은 인간이 청년기의 격정을 지나 성숙과 자아 성찰로 나아가는 인생의 '세 번째 단계'를 하나의 유기적인 교향곡처럼 풀어냅니다. 브래드 델프(Brad Delp)의 초월적이면서도 애절한 미성과 톰 숄츠의 트레이드마크인 두터운 하모나이즈드 기타 사운드는, 방황하던 영혼들에게 건네는 화해와 사랑의 전언이자 꺾이지 않는 삶의 희망을 노래하는 서사시로 승화됩니다. 앨범 커버에 등장하는 거대한 우주선처럼, 음반은 고뇌의 대지를 박차고 날아올라 서정의 성층권을 가로지릅니다.</w:t>
+      </w:r>
+    </w:p>
+    <w:p>
+      <w:pPr>
+        <w:spacing w:line="324" w:lineRule="auto" w:after="120"/>
+      </w:pPr>
+      <w:r>
+        <w:rPr w:rFonts="맑은 고딕">
+          <w:rFonts w:ascii="맑은 고딕" w:hAnsi="맑은 고딕" w:eastAsia="맑은 고딕"/>
+          <w:b w:val="0"/>
+          <w:sz w:val="21"/>
+        </w:rPr>
+        <w:t>특히 MTV의 화려한 영상 미학이 음악 시장을 전면 지배하던 당대에, 어떠한 뮤직비디오 프로모션도 없이 오직 순수한 사운드의 힘만으로 빌보드 정상에 등극한 사건은 대중음악사에 유례없는 전설로 남아 있습니다. 톰 숄츠가 직접 발명한 '록맨(Rockman)'의 온기 어린 드라이브 톤과 교회 파이프 오르간의 웅장한 배음이 빚어내는 공간감은, 세월의 풍파 속에서도 결코 바래지 않는 낭만과 벅찬 카타르시스를 오늘날의 클래식 및 팝 애호가들에게 여전히 선사하고 있습니다.</w:t>
       </w:r>
     </w:p>
     <w:p>
@@ -168,7 +187,7 @@
           <w:b w:val="0"/>
           <w:sz w:val="21"/>
         </w:rPr>
-        <w:t>전작 『Don't Look Back』(1978) 이후 레코드사와의 오랜 법적 분쟁과 리더 톰 숄츠의 집요한 완벽주의 속에 무려 8년 만인 1986년 9월 MCA 레코드를 통해 세상에 빛을 본 정규 3집 앨범입니다. 컴퓨터나 신시사이저를 일절 배제한 채 아날로그 테이프와 홈 스튜디오의 유기적인 울림만으로 직조해 낸 역사적 명반입니다.</w:t>
+        <w:t>1986년 9월 23일 MCA 레코드를 통해 발매된 보스턴의 통산 세 번째 스튜디오 앨범으로, 전작 *Don't Look Back*(1978) 이후 음반사와의 법적 분쟁을 극복하고 장장 6년에 걸친 철저한 스튜디오 작업을 거쳐 탄생한 록 역사의 기념비적 명작입니다.</w:t>
       </w:r>
     </w:p>
     <w:p>
@@ -199,7 +218,7 @@
           <w:b w:val="0"/>
           <w:sz w:val="21"/>
         </w:rPr>
-        <w:t>발매와 동시에 빌보드 앨범 차트(Billboard 200) 정상에 올라 4주 연속 1위를 기록하였으며, 미국 내에서만 400만 장 이상의 판매고를 올리며 RIAA 4× 플래티넘을 인증받아 8년의 공백을 단숨에 무색하게 만든 경이적인 상업적 성공을 거두었습니다.</w:t>
+        <w:t>발매 직후 미국 빌보드 200 차트 정상을 차지하였으며, 미국 음반 산업 협회(RIAA)로부터 400만 장 이상의 판매고를 공인받아 쿼드러플 플래티넘(4x Platinum)을 달성하는 등 상업적으로도 눈부신 성공을 거두었습니다.</w:t>
       </w:r>
     </w:p>
     <w:p>
@@ -230,7 +249,7 @@
           <w:b w:val="0"/>
           <w:sz w:val="21"/>
         </w:rPr>
-        <w:t>메인 싱글 "Amanda"가 빌보드 핫 100 1위를 기록하며 밴드 역사상 최초의 빌보드 싱글 차트 정상을 차지하였고, 평단으로부터 기술적 완성도와 서정성을 동시에 성취한 80년대 아메리칸 멜로디 록의 금자탑으로 공인받았습니다.</w:t>
+        <w:t>리드 싱글 "Amanda"가 빌보드 핫 100 1위를 기록하고 후속곡들이 연달아 메인스트림 록 차트 최상위권에 올랐으며, 당대 멜로딕 하드록과 AOR(Adult Oriented Rock) 장르의 정점에 선 음반으로서 음악계의 전폭적인 지지를 받았습니다.</w:t>
       </w:r>
     </w:p>
     <w:p>
@@ -275,7 +294,7 @@
           <w:b w:val="0"/>
           <w:sz w:val="21"/>
         </w:rPr>
-        <w:t>미국 (United States)</w:t>
+        <w:t>미국 (매사추세츠주 보스턴)</w:t>
       </w:r>
     </w:p>
     <w:p>
@@ -306,7 +325,7 @@
           <w:b w:val="0"/>
           <w:sz w:val="21"/>
         </w:rPr>
-        <w:t>1975년 결성</w:t>
+        <w:t>1976년 결성</w:t>
       </w:r>
     </w:p>
     <w:p>
@@ -337,7 +356,7 @@
           <w:b w:val="0"/>
           <w:sz w:val="21"/>
         </w:rPr>
-        <w:t>그룹</w:t>
+        <w:t>록 밴드 (톰 숄츠 중심의 프로젝트 밴드 형태)</w:t>
       </w:r>
     </w:p>
     <w:p>
@@ -368,7 +387,7 @@
           <w:b w:val="0"/>
           <w:sz w:val="21"/>
         </w:rPr>
-        <w:t>MIT 출신의 천재 음향 엔지니어이자 멀티 악기 연주자인 톰 숄츠(Tom Scholz)와 독보적인 음색의 보컬리스트 브래드 델프(Brad Delp)를 중심으로 결성된 보스턴은 하드록과 클래시컬한 팝 멜로디의 완벽한 융합을 이룩한 전설적인 밴드입니다. 정교하게 직조된 다층 하모니 기타 톤과 웅장한 코러스 라인이라는 독창적인 사운드 텍스처를 창조하며, 팝 음악사에 아레나 록의 새로운 지평을 열었습니다.</w:t>
+        <w:t>MIT 출신의 천재 엔지니어 톰 숄츠와 천상의 목소리를 지닌 보컬리스트 브래드 델프를 주축으로 결성된 보스턴은, 록 음악에 클래식적 대위법과 정교한 오디오 엔지니어링을 결합하여 아메리칸 스타디움 록의 새로운 지평을 연 전설적인 그룹입니다. 이들은 독자적인 아날로그 사운드 철학을 바탕으로 풍성한 기타 하모니와 드라마틱한 멜로디의 완성을 이뤄냈습니다.</w:t>
       </w:r>
     </w:p>
     <w:p>
@@ -413,7 +432,7 @@
           <w:b w:val="0"/>
           <w:sz w:val="21"/>
         </w:rPr>
-        <w:t>디지털 기술과 기계적 신스 사운드가 팝 음악계를 잠식해가던 1980년대 중반, 오직 순수 아날로그 레코딩 철학만을 고집하여 완성도 높은 록 미학을 증명해 낸 앨범입니다. 한 인간의 생애와 내면적 성장을 유기적인 흐름으로 엮어낸 콘셉트 앨범으로서, 상업적 성공과 예술적 고결함을 동시에 획득한 음악사적 걸작으로 평가받습니다.</w:t>
+        <w:t>1980년대 중반 대중음악계를 장악했던 전자 드럼과 디지털 시퀀서의 홍수 속에서, "컴퓨터나 신디사이저를 일절 사용하지 않았다"는 라이너 노트의 선언처럼 순수 아날로그 악기와 장인 정신만으로 구축해 낸 AOR 및 멜로딕 록의 금자탑입니다. 오디오 애호가들에게는 완벽한 녹음 밸런스를 체감할 수 있는 오디오파일 록 레퍼런스로 평가받습니다.</w:t>
       </w:r>
     </w:p>
     <w:p>
@@ -444,7 +463,7 @@
           <w:b w:val="0"/>
           <w:sz w:val="21"/>
         </w:rPr>
-        <w:t>급변하는 물질문명과 차가운 디지털 전환기의 문턱에 서 있던 1980년대 청춘들에게, 이 음반은 아늑한 도피처이자 따스한 영혼의 안식처였습니다. 라디오와 턴테이블 그루브를 타고 울려 퍼지던 "Amanda"의 애절한 고백은 그 시절 젊은 날의 서툰 첫사랑과 낭만을 대변하며 시대를 초월한 서정적 노스탤지어를 아로새겼습니다.</w:t>
+        <w:t>1970년대의 폭발적인 청춘 문화를 지나 성숙한 사회인으로 변모해가던 당시 베이비붐 세대의 내면적 고뇌와 성장을 대변합니다. 라디오 전파를 타고 도심과 고속도로를 수놓았던 "Amanda"의 낭만적인 멜로디는, 화려함 뒤에 공허함이 감돌던 1980년대 도시인들의 가슴을 따뜻한 서정으로 어루만져 주었습니다.</w:t>
       </w:r>
     </w:p>
     <w:p>
@@ -489,7 +508,7 @@
           <w:b w:val="0"/>
           <w:sz w:val="21"/>
         </w:rPr>
-        <w:t>밴드 역사상 가장 숭고하고 순수한 록 발라드인 "Amanda"는 브래드 델프의 청아한 고음과 영롱한 어쿠스틱·일렉트릭 기타가 황홀한 감동을 자아냅니다. 이에 더해 폭발적인 에너지로 전진하는 "We're Ready", 원초적인 록 스피릿의 쾌감을 선사하는 "Cool the Engines", 정교한 곡 전개와 웅장한 보컬 하모니가 돋보이는 "Can'tcha Say (You Believe in Me)/Still in Love" 등 수록곡 전반이 완벽한 기승전결을 이룹니다.</w:t>
+        <w:t>첫 음부터 애절한 감성을 자극하며 극적인 절정으로 치닫는 불멸의 파워 발라드 "Amanda", 벅찬 희망의 전진을 선포하는 "We're Ready", 그리고 카운트다운과 함께 실제 파이프 오르간과 웅장한 록 앙상블이 결합되어 우주적 비상을 그려내는 서사적 트랙 "The Launch" 연작에 이르기까지 음반 전체가 하나의 거대한 록 교향시를 이룹니다.</w:t>
       </w:r>
     </w:p>
     <w:p>
@@ -520,7 +539,7 @@
           <w:b w:val="0"/>
           <w:sz w:val="21"/>
         </w:rPr>
-        <w:t>톰 숄츠가 직접 설계한 전설적인 록맨(Rockman) 사운드와 하몬드 오르간의 두터운 질감은 LP 그루브와 진공관 앰프를 통과할 때 가장 풍성한 생명력을 얻습니다. 턴테이블 카트리지가 이끌어내는 따스한 배음과 겹겹이 쌓아 올린 멀티 트랙 기타의 깊은 공간감에 온 신경을 집중해 보시기를 권합니다.</w:t>
+        <w:t>톰 숄츠 특유의 '록맨' 헤드폰 앰프로부터 직조된 따스하고 밀도 높은 기타 디스토션과 브래드 델프의 다층 오버더빙 보컬은 진공관 앰프를 통해 재생할 때 그 유려한 질감이 극대화됩니다. 턴테이블 바늘이 음반의 그루브를 긁어 내려갈 때 터져 나오는 파이프 오르간의 저역과 어쿠스틱 기타의 섬세한 터치는 LP라는 포맷에서만 맛볼 수 있는 아날로그적 황홀경을 선사합니다.</w:t>
       </w:r>
     </w:p>
     <w:p>
@@ -551,7 +570,7 @@
           <w:b w:val="0"/>
           <w:sz w:val="21"/>
         </w:rPr>
-        <w:t>기술의 편리함에 굴복하지 않고 아날로그 장인정신으로 쌓아 올린 록 음악의 유산이자, 긴 기다림 끝에 찾아온 눈부신 음악적 결정체로서 LP 애호가들의 컬렉션에서 영원히 빛날 독보적인 소장 가치를 지닙니다.</w:t>
+        <w:t>기술적 타협 없이 온전한 인간의 노동과 귀로 조율해 낸 20세기 아날로그 사운드의 정점이자 보스턴의 가장 원숙한 음악성이 담긴 명반입니다. 1980년대 록 역사의 찬란한 유산을 최고의 음향 미학으로 간직할 수 있다는 점에서 바이닐 컬렉터의 서랍 속 맨 앞자리를 차지하기에 부족함이 없습니다.</w:t>
       </w:r>
     </w:p>
     <w:p>
@@ -565,7 +584,7 @@
           <w:color w:val="4338CA"/>
           <w:sz w:val="21"/>
         </w:rPr>
-        <w:t>이 음반을 통해 아날로그의 순수한 울림과 찬란했던 청춘의 서정이 전해주는 감동을 다시 한번 경험해 보시는 것은 어떨까요?</w:t>
+        <w:t>이 음반을 통해 아날로그 장인 정신이 빚어낸 웅장한 사운드스케이프와 벅찬 서정이 전해주는 감동을 다시 한번 경험해 보시는 것은 어떨까요?</w:t>
       </w:r>
     </w:p>
     <w:sectPr>
